--- a/Documents/Meeting Minutes with Hobbs Client/02-26-2014 Hobbs Client Meeting - 4.docx
+++ b/Documents/Meeting Minutes with Hobbs Client/02-26-2014 Hobbs Client Meeting - 4.docx
@@ -678,13 +678,10 @@
               <w:t xml:space="preserve"> </w:t>
             </w:r>
             <w:r>
-              <w:t>not displaying on</w:t>
-            </w:r>
-            <w:r>
-              <w:t xml:space="preserve"> </w:t>
-            </w:r>
-            <w:r>
-              <w:t>Price List</w:t>
+              <w:t xml:space="preserve">not displaying </w:t>
+            </w:r>
+            <w:r>
+              <w:t>on Order</w:t>
             </w:r>
             <w:bookmarkStart w:id="0" w:name="_GoBack"/>
             <w:bookmarkEnd w:id="0"/>
@@ -1173,7 +1170,10 @@
               <w:t xml:space="preserve"> </w:t>
             </w:r>
             <w:r>
-              <w:t>the Price List</w:t>
+              <w:t xml:space="preserve">the </w:t>
+            </w:r>
+            <w:r>
+              <w:t>Order</w:t>
             </w:r>
             <w:r>
               <w:t xml:space="preserve"> page</w:t>
@@ -1185,7 +1185,10 @@
               <w:t>from</w:t>
             </w:r>
             <w:r>
-              <w:t xml:space="preserve"> the provided information from</w:t>
+              <w:t xml:space="preserve"> the </w:t>
+            </w:r>
+            <w:r>
+              <w:t>information provided by</w:t>
             </w:r>
             <w:r>
               <w:t xml:space="preserve"> the</w:t>

--- a/Documents/Meeting Minutes with Hobbs Client/02-26-2014 Hobbs Client Meeting - 4.docx
+++ b/Documents/Meeting Minutes with Hobbs Client/02-26-2014 Hobbs Client Meeting - 4.docx
@@ -464,13 +464,31 @@
               <w:t xml:space="preserve">diagrams, </w:t>
             </w:r>
             <w:r>
+              <w:t xml:space="preserve">use-case </w:t>
+            </w:r>
+            <w:r>
               <w:t xml:space="preserve">specification </w:t>
             </w:r>
             <w:r>
               <w:t>are</w:t>
             </w:r>
             <w:r>
-              <w:t xml:space="preserve"> consistent with functionalities of the system</w:t>
+              <w:t xml:space="preserve"> all</w:t>
+            </w:r>
+            <w:r>
+              <w:t xml:space="preserve"> consistent with </w:t>
+            </w:r>
+            <w:r>
+              <w:t xml:space="preserve">the </w:t>
+            </w:r>
+            <w:r>
+              <w:t>f</w:t>
+            </w:r>
+            <w:r>
+              <w:t>unctionalities</w:t>
+            </w:r>
+            <w:r>
+              <w:t xml:space="preserve"> of the system</w:t>
             </w:r>
           </w:p>
         </w:tc>
@@ -683,8 +701,6 @@
             <w:r>
               <w:t>on Order</w:t>
             </w:r>
-            <w:bookmarkStart w:id="0" w:name="_GoBack"/>
-            <w:bookmarkEnd w:id="0"/>
             <w:r>
               <w:t xml:space="preserve"> page</w:t>
             </w:r>
@@ -717,7 +733,10 @@
               <w:cnfStyle w:val="000000000000" w:firstRow="0" w:lastRow="0" w:firstColumn="0" w:lastColumn="0" w:oddVBand="0" w:evenVBand="0" w:oddHBand="0" w:evenHBand="0" w:firstRowFirstColumn="0" w:firstRowLastColumn="0" w:lastRowFirstColumn="0" w:lastRowLastColumn="0"/>
             </w:pPr>
             <w:r>
-              <w:t>Gurvinder was allowed to take photographs of the property, machines and clothes to display the appropriate ones on the website</w:t>
+              <w:t xml:space="preserve">Gurvinder was allowed to take photographs of the property, machines and clothes to display appropriate </w:t>
+            </w:r>
+            <w:r>
+              <w:t>images on the web-based system</w:t>
             </w:r>
           </w:p>
         </w:tc>
@@ -782,7 +801,31 @@
               <w:cnfStyle w:val="000000000000" w:firstRow="0" w:lastRow="0" w:firstColumn="0" w:lastColumn="0" w:oddVBand="0" w:evenVBand="0" w:oddHBand="0" w:evenHBand="0" w:firstRowFirstColumn="0" w:firstRowLastColumn="0" w:lastRowFirstColumn="0" w:lastRowLastColumn="0"/>
             </w:pPr>
             <w:r>
-              <w:t xml:space="preserve">Extra feature included to contact Hobbs with an email message and included their location with a Google map integration </w:t>
+              <w:t xml:space="preserve">Extra </w:t>
+            </w:r>
+            <w:r>
+              <w:t xml:space="preserve">feature included to contact Hobbs with an email message and </w:t>
+            </w:r>
+            <w:r>
+              <w:t>being able to find your route from existing location via</w:t>
+            </w:r>
+            <w:r>
+              <w:t xml:space="preserve"> </w:t>
+            </w:r>
+            <w:r>
+              <w:t xml:space="preserve">API </w:t>
+            </w:r>
+            <w:r>
+              <w:t>Google M</w:t>
+            </w:r>
+            <w:r>
+              <w:t xml:space="preserve">ap </w:t>
+            </w:r>
+            <w:r>
+              <w:t xml:space="preserve"> (third party service additional feature)</w:t>
+            </w:r>
+            <w:r>
+              <w:t xml:space="preserve"> </w:t>
             </w:r>
           </w:p>
         </w:tc>
@@ -929,7 +972,29 @@
               <w:rPr>
                 <w:color w:val="auto"/>
               </w:rPr>
-              <w:t>Feedback from client: include</w:t>
+              <w:t xml:space="preserve">Feedback from client: </w:t>
+            </w:r>
+          </w:p>
+          <w:p>
+            <w:pPr>
+              <w:cnfStyle w:val="000000000000" w:firstRow="0" w:lastRow="0" w:firstColumn="0" w:lastColumn="0" w:oddVBand="0" w:evenVBand="0" w:oddHBand="0" w:evenHBand="0" w:firstRowFirstColumn="0" w:firstRowLastColumn="0" w:lastRowFirstColumn="0" w:lastRowLastColumn="0"/>
+              <w:rPr>
+                <w:color w:val="auto"/>
+              </w:rPr>
+            </w:pPr>
+            <w:r>
+              <w:rPr>
+                <w:color w:val="auto"/>
+              </w:rPr>
+              <w:t>I</w:t>
+            </w:r>
+            <w:bookmarkStart w:id="0" w:name="_GoBack"/>
+            <w:bookmarkEnd w:id="0"/>
+            <w:r>
+              <w:rPr>
+                <w:color w:val="auto"/>
+              </w:rPr>
+              <w:t>nclude</w:t>
             </w:r>
             <w:r>
               <w:rPr>
@@ -947,7 +1012,13 @@
               <w:rPr>
                 <w:color w:val="auto"/>
               </w:rPr>
-              <w:t>with registration, and separate customer panel.</w:t>
+              <w:t>with registrati</w:t>
+            </w:r>
+            <w:r>
+              <w:rPr>
+                <w:color w:val="auto"/>
+              </w:rPr>
+              <w:t>on, and separate customer panel</w:t>
             </w:r>
           </w:p>
         </w:tc>
@@ -1015,19 +1086,46 @@
               <w:cnfStyle w:val="000000000000" w:firstRow="0" w:lastRow="0" w:firstColumn="0" w:lastColumn="0" w:oddVBand="0" w:evenVBand="0" w:oddHBand="0" w:evenHBand="0" w:firstRowFirstColumn="0" w:firstRowLastColumn="0" w:lastRowFirstColumn="0" w:lastRowLastColumn="0"/>
             </w:pPr>
             <w:r>
-              <w:t xml:space="preserve">Improved design to </w:t>
-            </w:r>
-            <w:r>
-              <w:t>more of a</w:t>
+              <w:t xml:space="preserve">Improved </w:t>
+            </w:r>
+            <w:r>
+              <w:t>the layout</w:t>
+            </w:r>
+            <w:r>
+              <w:t xml:space="preserve"> to</w:t>
             </w:r>
             <w:r>
               <w:t xml:space="preserve"> </w:t>
             </w:r>
             <w:r>
-              <w:t>minimized layout</w:t>
-            </w:r>
-            <w:r>
-              <w:t xml:space="preserve"> and included correct logo</w:t>
+              <w:t>a</w:t>
+            </w:r>
+            <w:r>
+              <w:t xml:space="preserve"> </w:t>
+            </w:r>
+            <w:r>
+              <w:t xml:space="preserve">minimalist design </w:t>
+            </w:r>
+            <w:r>
+              <w:t xml:space="preserve">including </w:t>
+            </w:r>
+            <w:r>
+              <w:t xml:space="preserve"> the correct business logo but </w:t>
+            </w:r>
+            <w:r>
+              <w:t xml:space="preserve">with the </w:t>
+            </w:r>
+            <w:r>
+              <w:t>c</w:t>
+            </w:r>
+            <w:r>
+              <w:t xml:space="preserve">olour scheme changed to make it look more </w:t>
+            </w:r>
+            <w:r>
+              <w:t>consistent with the rest of the layout</w:t>
+            </w:r>
+            <w:r>
+              <w:t xml:space="preserve"> design</w:t>
             </w:r>
           </w:p>
         </w:tc>
@@ -1236,7 +1334,13 @@
               <w:t xml:space="preserve"> </w:t>
             </w:r>
             <w:r>
-              <w:t>PayPal integration with Hobbs’s order webpage</w:t>
+              <w:t xml:space="preserve">PayPal integration </w:t>
+            </w:r>
+            <w:r>
+              <w:t>on</w:t>
+            </w:r>
+            <w:r>
+              <w:t xml:space="preserve"> Hobbs’s order webpage</w:t>
             </w:r>
           </w:p>
         </w:tc>
@@ -1301,7 +1405,52 @@
               <w:cnfStyle w:val="000000100000" w:firstRow="0" w:lastRow="0" w:firstColumn="0" w:lastColumn="0" w:oddVBand="0" w:evenVBand="0" w:oddHBand="1" w:evenHBand="0" w:firstRowFirstColumn="0" w:firstRowLastColumn="0" w:lastRowFirstColumn="0" w:lastRowLastColumn="0"/>
             </w:pPr>
             <w:r>
-              <w:t>Started on including extra feature: In business panel, customers can enter collection and delivery address but in come-in customer panel, customers enter their home address only. As Hobbs doesn’t provide collection and delivery for general customers, only for business customers</w:t>
+              <w:t>Implementation requirement:</w:t>
+            </w:r>
+          </w:p>
+          <w:p>
+            <w:pPr>
+              <w:cnfStyle w:val="000000100000" w:firstRow="0" w:lastRow="0" w:firstColumn="0" w:lastColumn="0" w:oddVBand="0" w:evenVBand="0" w:oddHBand="1" w:evenHBand="0" w:firstRowFirstColumn="0" w:firstRowLastColumn="0" w:lastRowFirstColumn="0" w:lastRowLastColumn="0"/>
+            </w:pPr>
+            <w:r>
+              <w:t>Business c</w:t>
+            </w:r>
+            <w:r>
+              <w:t xml:space="preserve">ustomers can enter </w:t>
+            </w:r>
+            <w:r>
+              <w:t xml:space="preserve">their </w:t>
+            </w:r>
+            <w:r>
+              <w:t>collection and delivery address</w:t>
+            </w:r>
+            <w:r>
+              <w:t xml:space="preserve"> when registering </w:t>
+            </w:r>
+            <w:r>
+              <w:lastRenderedPageBreak/>
+              <w:t>but Come-</w:t>
+            </w:r>
+            <w:r>
+              <w:t>in customer</w:t>
+            </w:r>
+            <w:r>
+              <w:t>s only</w:t>
+            </w:r>
+            <w:r>
+              <w:t xml:space="preserve"> enter their home address. As Hobbs doesn’t provide collection and delivery for </w:t>
+            </w:r>
+            <w:r>
+              <w:t>come-in</w:t>
+            </w:r>
+            <w:r>
+              <w:t xml:space="preserve"> customers, </w:t>
+            </w:r>
+            <w:r>
+              <w:t xml:space="preserve">it is </w:t>
+            </w:r>
+            <w:r>
+              <w:t>only for business customers</w:t>
             </w:r>
           </w:p>
         </w:tc>
@@ -1468,7 +1617,12 @@
     </w:p>
     <w:p/>
     <w:sectPr>
-      <w:headerReference w:type="default" r:id="rId9"/>
+      <w:headerReference w:type="even" r:id="rId9"/>
+      <w:headerReference w:type="default" r:id="rId10"/>
+      <w:footerReference w:type="even" r:id="rId11"/>
+      <w:footerReference w:type="default" r:id="rId12"/>
+      <w:headerReference w:type="first" r:id="rId13"/>
+      <w:footerReference w:type="first" r:id="rId14"/>
       <w:pgSz w:w="11906" w:h="16838"/>
       <w:pgMar w:top="1440" w:right="1440" w:bottom="1440" w:left="1440" w:header="708" w:footer="708" w:gutter="0"/>
       <w:pgBorders w:offsetFrom="page">
@@ -1509,6 +1663,87 @@
 </w:endnotes>
 </file>
 
+<file path=word/footer1.xml><?xml version="1.0" encoding="utf-8"?>
+<w:ftr xmlns:wpc="http://schemas.microsoft.com/office/word/2010/wordprocessingCanvas" xmlns:mc="http://schemas.openxmlformats.org/markup-compatibility/2006" xmlns:o="urn:schemas-microsoft-com:office:office" xmlns:r="http://schemas.openxmlformats.org/officeDocument/2006/relationships" xmlns:m="http://schemas.openxmlformats.org/officeDocument/2006/math" xmlns:v="urn:schemas-microsoft-com:vml" xmlns:wp14="http://schemas.microsoft.com/office/word/2010/wordprocessingDrawing" xmlns:wp="http://schemas.openxmlformats.org/drawingml/2006/wordprocessingDrawing" xmlns:w10="urn:schemas-microsoft-com:office:word" xmlns:w="http://schemas.openxmlformats.org/wordprocessingml/2006/main" xmlns:w14="http://schemas.microsoft.com/office/word/2010/wordml" xmlns:wpg="http://schemas.microsoft.com/office/word/2010/wordprocessingGroup" xmlns:wpi="http://schemas.microsoft.com/office/word/2010/wordprocessingInk" xmlns:wne="http://schemas.microsoft.com/office/word/2006/wordml" xmlns:wps="http://schemas.microsoft.com/office/word/2010/wordprocessingShape" mc:Ignorable="w14 wp14">
+  <w:p>
+    <w:pPr>
+      <w:pStyle w:val="Footer"/>
+    </w:pPr>
+  </w:p>
+</w:ftr>
+</file>
+
+<file path=word/footer2.xml><?xml version="1.0" encoding="utf-8"?>
+<w:ftr xmlns:wpc="http://schemas.microsoft.com/office/word/2010/wordprocessingCanvas" xmlns:mc="http://schemas.openxmlformats.org/markup-compatibility/2006" xmlns:o="urn:schemas-microsoft-com:office:office" xmlns:r="http://schemas.openxmlformats.org/officeDocument/2006/relationships" xmlns:m="http://schemas.openxmlformats.org/officeDocument/2006/math" xmlns:v="urn:schemas-microsoft-com:vml" xmlns:wp14="http://schemas.microsoft.com/office/word/2010/wordprocessingDrawing" xmlns:wp="http://schemas.openxmlformats.org/drawingml/2006/wordprocessingDrawing" xmlns:w10="urn:schemas-microsoft-com:office:word" xmlns:w="http://schemas.openxmlformats.org/wordprocessingml/2006/main" xmlns:w14="http://schemas.microsoft.com/office/word/2010/wordml" xmlns:wpg="http://schemas.microsoft.com/office/word/2010/wordprocessingGroup" xmlns:wpi="http://schemas.microsoft.com/office/word/2010/wordprocessingInk" xmlns:wne="http://schemas.microsoft.com/office/word/2006/wordml" xmlns:wps="http://schemas.microsoft.com/office/word/2010/wordprocessingShape" mc:Ignorable="w14 wp14">
+  <w:sdt>
+    <w:sdtPr>
+      <w:id w:val="1286847944"/>
+      <w:docPartObj>
+        <w:docPartGallery w:val="Page Numbers (Bottom of Page)"/>
+        <w:docPartUnique/>
+      </w:docPartObj>
+    </w:sdtPr>
+    <w:sdtEndPr>
+      <w:rPr>
+        <w:noProof/>
+      </w:rPr>
+    </w:sdtEndPr>
+    <w:sdtContent>
+      <w:p>
+        <w:pPr>
+          <w:pStyle w:val="Footer"/>
+        </w:pPr>
+        <w:r>
+          <w:t>Hobbs Dry Cleaners &amp; Launderette Meeting Minutes #4</w:t>
+        </w:r>
+        <w:r>
+          <w:tab/>
+        </w:r>
+        <w:r>
+          <w:tab/>
+        </w:r>
+        <w:r>
+          <w:fldChar w:fldCharType="begin"/>
+        </w:r>
+        <w:r>
+          <w:instrText xml:space="preserve"> PAGE   \* MERGEFORMAT </w:instrText>
+        </w:r>
+        <w:r>
+          <w:fldChar w:fldCharType="separate"/>
+        </w:r>
+        <w:r>
+          <w:rPr>
+            <w:noProof/>
+          </w:rPr>
+          <w:t>1</w:t>
+        </w:r>
+        <w:r>
+          <w:rPr>
+            <w:noProof/>
+          </w:rPr>
+          <w:fldChar w:fldCharType="end"/>
+        </w:r>
+      </w:p>
+    </w:sdtContent>
+  </w:sdt>
+  <w:p>
+    <w:pPr>
+      <w:pStyle w:val="Footer"/>
+    </w:pPr>
+  </w:p>
+</w:ftr>
+</file>
+
+<file path=word/footer3.xml><?xml version="1.0" encoding="utf-8"?>
+<w:ftr xmlns:wpc="http://schemas.microsoft.com/office/word/2010/wordprocessingCanvas" xmlns:mc="http://schemas.openxmlformats.org/markup-compatibility/2006" xmlns:o="urn:schemas-microsoft-com:office:office" xmlns:r="http://schemas.openxmlformats.org/officeDocument/2006/relationships" xmlns:m="http://schemas.openxmlformats.org/officeDocument/2006/math" xmlns:v="urn:schemas-microsoft-com:vml" xmlns:wp14="http://schemas.microsoft.com/office/word/2010/wordprocessingDrawing" xmlns:wp="http://schemas.openxmlformats.org/drawingml/2006/wordprocessingDrawing" xmlns:w10="urn:schemas-microsoft-com:office:word" xmlns:w="http://schemas.openxmlformats.org/wordprocessingml/2006/main" xmlns:w14="http://schemas.microsoft.com/office/word/2010/wordml" xmlns:wpg="http://schemas.microsoft.com/office/word/2010/wordprocessingGroup" xmlns:wpi="http://schemas.microsoft.com/office/word/2010/wordprocessingInk" xmlns:wne="http://schemas.microsoft.com/office/word/2006/wordml" xmlns:wps="http://schemas.microsoft.com/office/word/2010/wordprocessingShape" mc:Ignorable="w14 wp14">
+  <w:p>
+    <w:pPr>
+      <w:pStyle w:val="Footer"/>
+    </w:pPr>
+  </w:p>
+</w:ftr>
+</file>
+
 <file path=word/footnotes.xml><?xml version="1.0" encoding="utf-8"?>
 <w:footnotes xmlns:wpc="http://schemas.microsoft.com/office/word/2010/wordprocessingCanvas" xmlns:mc="http://schemas.openxmlformats.org/markup-compatibility/2006" xmlns:o="urn:schemas-microsoft-com:office:office" xmlns:r="http://schemas.openxmlformats.org/officeDocument/2006/relationships" xmlns:m="http://schemas.openxmlformats.org/officeDocument/2006/math" xmlns:v="urn:schemas-microsoft-com:vml" xmlns:wp14="http://schemas.microsoft.com/office/word/2010/wordprocessingDrawing" xmlns:wp="http://schemas.openxmlformats.org/drawingml/2006/wordprocessingDrawing" xmlns:w10="urn:schemas-microsoft-com:office:word" xmlns:w="http://schemas.openxmlformats.org/wordprocessingml/2006/main" xmlns:w14="http://schemas.microsoft.com/office/word/2010/wordml" xmlns:wpg="http://schemas.microsoft.com/office/word/2010/wordprocessingGroup" xmlns:wpi="http://schemas.microsoft.com/office/word/2010/wordprocessingInk" xmlns:wne="http://schemas.microsoft.com/office/word/2006/wordml" xmlns:wps="http://schemas.microsoft.com/office/word/2010/wordprocessingShape" mc:Ignorable="w14 wp14">
   <w:footnote w:type="separator" w:id="-1">
@@ -1535,6 +1770,16 @@
 </file>
 
 <file path=word/header1.xml><?xml version="1.0" encoding="utf-8"?>
+<w:hdr xmlns:wpc="http://schemas.microsoft.com/office/word/2010/wordprocessingCanvas" xmlns:mc="http://schemas.openxmlformats.org/markup-compatibility/2006" xmlns:o="urn:schemas-microsoft-com:office:office" xmlns:r="http://schemas.openxmlformats.org/officeDocument/2006/relationships" xmlns:m="http://schemas.openxmlformats.org/officeDocument/2006/math" xmlns:v="urn:schemas-microsoft-com:vml" xmlns:wp14="http://schemas.microsoft.com/office/word/2010/wordprocessingDrawing" xmlns:wp="http://schemas.openxmlformats.org/drawingml/2006/wordprocessingDrawing" xmlns:w10="urn:schemas-microsoft-com:office:word" xmlns:w="http://schemas.openxmlformats.org/wordprocessingml/2006/main" xmlns:w14="http://schemas.microsoft.com/office/word/2010/wordml" xmlns:wpg="http://schemas.microsoft.com/office/word/2010/wordprocessingGroup" xmlns:wpi="http://schemas.microsoft.com/office/word/2010/wordprocessingInk" xmlns:wne="http://schemas.microsoft.com/office/word/2006/wordml" xmlns:wps="http://schemas.microsoft.com/office/word/2010/wordprocessingShape" mc:Ignorable="w14 wp14">
+  <w:p>
+    <w:pPr>
+      <w:pStyle w:val="Header"/>
+    </w:pPr>
+  </w:p>
+</w:hdr>
+</file>
+
+<file path=word/header2.xml><?xml version="1.0" encoding="utf-8"?>
 <w:hdr xmlns:wpc="http://schemas.microsoft.com/office/word/2010/wordprocessingCanvas" xmlns:mc="http://schemas.openxmlformats.org/markup-compatibility/2006" xmlns:o="urn:schemas-microsoft-com:office:office" xmlns:r="http://schemas.openxmlformats.org/officeDocument/2006/relationships" xmlns:m="http://schemas.openxmlformats.org/officeDocument/2006/math" xmlns:v="urn:schemas-microsoft-com:vml" xmlns:wp14="http://schemas.microsoft.com/office/word/2010/wordprocessingDrawing" xmlns:wp="http://schemas.openxmlformats.org/drawingml/2006/wordprocessingDrawing" xmlns:w10="urn:schemas-microsoft-com:office:word" xmlns:w="http://schemas.openxmlformats.org/wordprocessingml/2006/main" xmlns:w14="http://schemas.microsoft.com/office/word/2010/wordml" xmlns:wpg="http://schemas.microsoft.com/office/word/2010/wordprocessingGroup" xmlns:wpi="http://schemas.microsoft.com/office/word/2010/wordprocessingInk" xmlns:wne="http://schemas.microsoft.com/office/word/2006/wordml" xmlns:wps="http://schemas.microsoft.com/office/word/2010/wordprocessingShape" mc:Ignorable="w14 wp14">
   <w:tbl>
     <w:tblPr>
@@ -1640,6 +1885,16 @@
       </w:tc>
     </w:tr>
   </w:tbl>
+  <w:p>
+    <w:pPr>
+      <w:pStyle w:val="Header"/>
+    </w:pPr>
+  </w:p>
+</w:hdr>
+</file>
+
+<file path=word/header3.xml><?xml version="1.0" encoding="utf-8"?>
+<w:hdr xmlns:wpc="http://schemas.microsoft.com/office/word/2010/wordprocessingCanvas" xmlns:mc="http://schemas.openxmlformats.org/markup-compatibility/2006" xmlns:o="urn:schemas-microsoft-com:office:office" xmlns:r="http://schemas.openxmlformats.org/officeDocument/2006/relationships" xmlns:m="http://schemas.openxmlformats.org/officeDocument/2006/math" xmlns:v="urn:schemas-microsoft-com:vml" xmlns:wp14="http://schemas.microsoft.com/office/word/2010/wordprocessingDrawing" xmlns:wp="http://schemas.openxmlformats.org/drawingml/2006/wordprocessingDrawing" xmlns:w10="urn:schemas-microsoft-com:office:word" xmlns:w="http://schemas.openxmlformats.org/wordprocessingml/2006/main" xmlns:w14="http://schemas.microsoft.com/office/word/2010/wordml" xmlns:wpg="http://schemas.microsoft.com/office/word/2010/wordprocessingGroup" xmlns:wpi="http://schemas.microsoft.com/office/word/2010/wordprocessingInk" xmlns:wne="http://schemas.microsoft.com/office/word/2006/wordml" xmlns:wps="http://schemas.microsoft.com/office/word/2010/wordprocessingShape" mc:Ignorable="w14 wp14">
   <w:p>
     <w:pPr>
       <w:pStyle w:val="Header"/>
@@ -3201,6 +3456,36 @@
     <w:basedOn w:val="DefaultParagraphFont"/>
     <w:rsid w:val="00475766"/>
   </w:style>
+  <w:style w:type="paragraph" w:styleId="BalloonText">
+    <w:name w:val="Balloon Text"/>
+    <w:basedOn w:val="Normal"/>
+    <w:link w:val="BalloonTextChar"/>
+    <w:uiPriority w:val="99"/>
+    <w:semiHidden/>
+    <w:unhideWhenUsed/>
+    <w:rsid w:val="00DC5353"/>
+    <w:pPr>
+      <w:spacing w:after="0" w:line="240" w:lineRule="auto"/>
+    </w:pPr>
+    <w:rPr>
+      <w:rFonts w:ascii="Tahoma" w:hAnsi="Tahoma" w:cs="Tahoma"/>
+      <w:sz w:val="16"/>
+      <w:szCs w:val="16"/>
+    </w:rPr>
+  </w:style>
+  <w:style w:type="character" w:customStyle="1" w:styleId="BalloonTextChar">
+    <w:name w:val="Balloon Text Char"/>
+    <w:basedOn w:val="DefaultParagraphFont"/>
+    <w:link w:val="BalloonText"/>
+    <w:uiPriority w:val="99"/>
+    <w:semiHidden/>
+    <w:rsid w:val="00DC5353"/>
+    <w:rPr>
+      <w:rFonts w:ascii="Tahoma" w:hAnsi="Tahoma" w:cs="Tahoma"/>
+      <w:sz w:val="16"/>
+      <w:szCs w:val="16"/>
+    </w:rPr>
+  </w:style>
 </w:styles>
 </file>
 
@@ -3708,6 +3993,36 @@
     <w:basedOn w:val="DefaultParagraphFont"/>
     <w:rsid w:val="00475766"/>
   </w:style>
+  <w:style w:type="paragraph" w:styleId="BalloonText">
+    <w:name w:val="Balloon Text"/>
+    <w:basedOn w:val="Normal"/>
+    <w:link w:val="BalloonTextChar"/>
+    <w:uiPriority w:val="99"/>
+    <w:semiHidden/>
+    <w:unhideWhenUsed/>
+    <w:rsid w:val="00DC5353"/>
+    <w:pPr>
+      <w:spacing w:after="0" w:line="240" w:lineRule="auto"/>
+    </w:pPr>
+    <w:rPr>
+      <w:rFonts w:ascii="Tahoma" w:hAnsi="Tahoma" w:cs="Tahoma"/>
+      <w:sz w:val="16"/>
+      <w:szCs w:val="16"/>
+    </w:rPr>
+  </w:style>
+  <w:style w:type="character" w:customStyle="1" w:styleId="BalloonTextChar">
+    <w:name w:val="Balloon Text Char"/>
+    <w:basedOn w:val="DefaultParagraphFont"/>
+    <w:link w:val="BalloonText"/>
+    <w:uiPriority w:val="99"/>
+    <w:semiHidden/>
+    <w:rsid w:val="00DC5353"/>
+    <w:rPr>
+      <w:rFonts w:ascii="Tahoma" w:hAnsi="Tahoma" w:cs="Tahoma"/>
+      <w:sz w:val="16"/>
+      <w:szCs w:val="16"/>
+    </w:rPr>
+  </w:style>
 </w:styles>
 </file>
 
